--- a/pa/PA2/02. rup_vision_sp.docx
+++ b/pa/PA2/02. rup_vision_sp.docx
@@ -250,6 +250,9 @@
             <w:pPr>
               <w:pStyle w:val="Tabletext"/>
             </w:pPr>
+            <w:r>
+              <w:t>23/10/2026</w:t>
+            </w:r>
           </w:p>
         </w:tc>
         <w:tc>
@@ -260,6 +263,9 @@
             <w:pPr>
               <w:pStyle w:val="Tabletext"/>
             </w:pPr>
+            <w:r>
+              <w:t>2.0</w:t>
+            </w:r>
           </w:p>
         </w:tc>
         <w:tc>
@@ -444,7 +450,7 @@
         <w:rPr>
           <w:noProof/>
         </w:rPr>
-        <w:instrText xml:space="preserve"> PAGEREF _Toc243075041 \h </w:instrText>
+        <w:instrText xml:space="preserve"> PAGEREF _Toc243634783 \h </w:instrText>
       </w:r>
       <w:r>
         <w:rPr>
@@ -524,7 +530,7 @@
         <w:rPr>
           <w:noProof/>
         </w:rPr>
-        <w:instrText xml:space="preserve"> PAGEREF _Toc243075042 \h </w:instrText>
+        <w:instrText xml:space="preserve"> PAGEREF _Toc243634784 \h </w:instrText>
       </w:r>
       <w:r>
         <w:rPr>
@@ -604,7 +610,7 @@
         <w:rPr>
           <w:noProof/>
         </w:rPr>
-        <w:instrText xml:space="preserve"> PAGEREF _Toc243075043 \h </w:instrText>
+        <w:instrText xml:space="preserve"> PAGEREF _Toc243634785 \h </w:instrText>
       </w:r>
       <w:r>
         <w:rPr>
@@ -684,7 +690,7 @@
         <w:rPr>
           <w:noProof/>
         </w:rPr>
-        <w:instrText xml:space="preserve"> PAGEREF _Toc243075044 \h </w:instrText>
+        <w:instrText xml:space="preserve"> PAGEREF _Toc243634786 \h </w:instrText>
       </w:r>
       <w:r>
         <w:rPr>
@@ -764,7 +770,7 @@
         <w:rPr>
           <w:noProof/>
         </w:rPr>
-        <w:instrText xml:space="preserve"> PAGEREF _Toc243075045 \h </w:instrText>
+        <w:instrText xml:space="preserve"> PAGEREF _Toc243634787 \h </w:instrText>
       </w:r>
       <w:r>
         <w:rPr>
@@ -844,7 +850,7 @@
         <w:rPr>
           <w:noProof/>
         </w:rPr>
-        <w:instrText xml:space="preserve"> PAGEREF _Toc243075046 \h </w:instrText>
+        <w:instrText xml:space="preserve"> PAGEREF _Toc243634788 \h </w:instrText>
       </w:r>
       <w:r>
         <w:rPr>
@@ -924,7 +930,7 @@
         <w:rPr>
           <w:noProof/>
         </w:rPr>
-        <w:instrText xml:space="preserve"> PAGEREF _Toc243075047 \h </w:instrText>
+        <w:instrText xml:space="preserve"> PAGEREF _Toc243634789 \h </w:instrText>
       </w:r>
       <w:r>
         <w:rPr>
@@ -1004,7 +1010,7 @@
         <w:rPr>
           <w:noProof/>
         </w:rPr>
-        <w:instrText xml:space="preserve"> PAGEREF _Toc243075048 \h </w:instrText>
+        <w:instrText xml:space="preserve"> PAGEREF _Toc243634790 \h </w:instrText>
       </w:r>
       <w:r>
         <w:rPr>
@@ -1084,7 +1090,7 @@
         <w:rPr>
           <w:noProof/>
         </w:rPr>
-        <w:instrText xml:space="preserve"> PAGEREF _Toc243075049 \h </w:instrText>
+        <w:instrText xml:space="preserve"> PAGEREF _Toc243634791 \h </w:instrText>
       </w:r>
       <w:r>
         <w:rPr>
@@ -1164,7 +1170,7 @@
         <w:rPr>
           <w:noProof/>
         </w:rPr>
-        <w:instrText xml:space="preserve"> PAGEREF _Toc243075050 \h </w:instrText>
+        <w:instrText xml:space="preserve"> PAGEREF _Toc243634792 \h </w:instrText>
       </w:r>
       <w:r>
         <w:rPr>
@@ -1244,7 +1250,7 @@
         <w:rPr>
           <w:noProof/>
         </w:rPr>
-        <w:instrText xml:space="preserve"> PAGEREF _Toc243075051 \h </w:instrText>
+        <w:instrText xml:space="preserve"> PAGEREF _Toc243634793 \h </w:instrText>
       </w:r>
       <w:r>
         <w:rPr>
@@ -1324,7 +1330,7 @@
         <w:rPr>
           <w:noProof/>
         </w:rPr>
-        <w:instrText xml:space="preserve"> PAGEREF _Toc243075052 \h </w:instrText>
+        <w:instrText xml:space="preserve"> PAGEREF _Toc243634794 \h </w:instrText>
       </w:r>
       <w:r>
         <w:rPr>
@@ -1404,7 +1410,7 @@
         <w:rPr>
           <w:noProof/>
         </w:rPr>
-        <w:instrText xml:space="preserve"> PAGEREF _Toc243075053 \h </w:instrText>
+        <w:instrText xml:space="preserve"> PAGEREF _Toc243634795 \h </w:instrText>
       </w:r>
       <w:r>
         <w:rPr>
@@ -1484,7 +1490,7 @@
         <w:rPr>
           <w:noProof/>
         </w:rPr>
-        <w:instrText xml:space="preserve"> PAGEREF _Toc243075054 \h </w:instrText>
+        <w:instrText xml:space="preserve"> PAGEREF _Toc243634796 \h </w:instrText>
       </w:r>
       <w:r>
         <w:rPr>
@@ -1501,7 +1507,7 @@
         <w:rPr>
           <w:noProof/>
         </w:rPr>
-        <w:t>9</w:t>
+        <w:t>10</w:t>
       </w:r>
       <w:r>
         <w:rPr>
@@ -1564,7 +1570,7 @@
         <w:rPr>
           <w:noProof/>
         </w:rPr>
-        <w:instrText xml:space="preserve"> PAGEREF _Toc243075055 \h </w:instrText>
+        <w:instrText xml:space="preserve"> PAGEREF _Toc243634797 \h </w:instrText>
       </w:r>
       <w:r>
         <w:rPr>
@@ -1581,7 +1587,7 @@
         <w:rPr>
           <w:noProof/>
         </w:rPr>
-        <w:t>10</w:t>
+        <w:t>11</w:t>
       </w:r>
       <w:r>
         <w:rPr>
@@ -1644,7 +1650,7 @@
         <w:rPr>
           <w:noProof/>
         </w:rPr>
-        <w:instrText xml:space="preserve"> PAGEREF _Toc243075056 \h </w:instrText>
+        <w:instrText xml:space="preserve"> PAGEREF _Toc243634798 \h </w:instrText>
       </w:r>
       <w:r>
         <w:rPr>
@@ -1661,7 +1667,7 @@
         <w:rPr>
           <w:noProof/>
         </w:rPr>
-        <w:t>11</w:t>
+        <w:t>12</w:t>
       </w:r>
       <w:r>
         <w:rPr>
@@ -1726,7 +1732,7 @@
         <w:rPr>
           <w:noProof/>
         </w:rPr>
-        <w:instrText xml:space="preserve"> PAGEREF _Toc243075057 \h </w:instrText>
+        <w:instrText xml:space="preserve"> PAGEREF _Toc243634799 \h </w:instrText>
       </w:r>
       <w:r>
         <w:rPr>
@@ -1743,7 +1749,7 @@
         <w:rPr>
           <w:noProof/>
         </w:rPr>
-        <w:t>12</w:t>
+        <w:t>13</w:t>
       </w:r>
       <w:r>
         <w:rPr>
@@ -1808,7 +1814,7 @@
         <w:rPr>
           <w:noProof/>
         </w:rPr>
-        <w:instrText xml:space="preserve"> PAGEREF _Toc243075058 \h </w:instrText>
+        <w:instrText xml:space="preserve"> PAGEREF _Toc243634800 \h </w:instrText>
       </w:r>
       <w:r>
         <w:rPr>
@@ -1825,7 +1831,7 @@
         <w:rPr>
           <w:noProof/>
         </w:rPr>
-        <w:t>12</w:t>
+        <w:t>13</w:t>
       </w:r>
       <w:r>
         <w:rPr>
@@ -1888,7 +1894,7 @@
         <w:rPr>
           <w:noProof/>
         </w:rPr>
-        <w:instrText xml:space="preserve"> PAGEREF _Toc243075059 \h </w:instrText>
+        <w:instrText xml:space="preserve"> PAGEREF _Toc243634801 \h </w:instrText>
       </w:r>
       <w:r>
         <w:rPr>
@@ -1937,16 +1943,16 @@
       <w:bookmarkStart w:id="0" w:name="_Toc456598586"/>
       <w:bookmarkStart w:id="1" w:name="_Toc456600917"/>
       <w:bookmarkStart w:id="2" w:name="_Toc512930904"/>
-      <w:bookmarkStart w:id="3" w:name="_Toc243075041"/>
-      <w:bookmarkStart w:id="4" w:name="_Toc436203377"/>
-      <w:bookmarkStart w:id="5" w:name="_Toc452813577"/>
+      <w:bookmarkStart w:id="3" w:name="_Toc436203377"/>
+      <w:bookmarkStart w:id="4" w:name="_Toc452813577"/>
+      <w:bookmarkStart w:id="5" w:name="_Toc243634783"/>
       <w:r>
         <w:t>Introduction</w:t>
       </w:r>
       <w:bookmarkEnd w:id="0"/>
       <w:bookmarkEnd w:id="1"/>
       <w:bookmarkEnd w:id="2"/>
-      <w:bookmarkEnd w:id="3"/>
+      <w:bookmarkEnd w:id="5"/>
     </w:p>
     <w:p>
       <w:pPr>
@@ -1982,7 +1988,7 @@
       <w:bookmarkStart w:id="6" w:name="_Toc456598590"/>
       <w:bookmarkStart w:id="7" w:name="_Toc456600921"/>
       <w:bookmarkStart w:id="8" w:name="_Toc512930905"/>
-      <w:bookmarkStart w:id="9" w:name="_Toc243075042"/>
+      <w:bookmarkStart w:id="9" w:name="_Toc243634784"/>
       <w:r>
         <w:t>References</w:t>
       </w:r>
@@ -2335,13 +2341,13 @@
         <w:pStyle w:val="Heading1"/>
       </w:pPr>
       <w:bookmarkStart w:id="10" w:name="_Toc512930906"/>
-      <w:bookmarkStart w:id="11" w:name="_Toc243075043"/>
+      <w:bookmarkStart w:id="11" w:name="_Toc243634785"/>
       <w:r>
         <w:lastRenderedPageBreak/>
         <w:t>Positioning</w:t>
       </w:r>
+      <w:bookmarkEnd w:id="3"/>
       <w:bookmarkEnd w:id="4"/>
-      <w:bookmarkEnd w:id="5"/>
       <w:bookmarkEnd w:id="10"/>
       <w:bookmarkEnd w:id="11"/>
     </w:p>
@@ -2352,7 +2358,7 @@
       <w:bookmarkStart w:id="12" w:name="_Toc436203379"/>
       <w:bookmarkStart w:id="13" w:name="_Toc452813579"/>
       <w:bookmarkStart w:id="14" w:name="_Toc512930907"/>
-      <w:bookmarkStart w:id="15" w:name="_Toc243075044"/>
+      <w:bookmarkStart w:id="15" w:name="_Toc243634786"/>
       <w:r>
         <w:t>Problem Statement</w:t>
       </w:r>
@@ -2565,7 +2571,7 @@
       <w:bookmarkStart w:id="18" w:name="_Toc436203380"/>
       <w:bookmarkStart w:id="19" w:name="_Toc452813580"/>
       <w:bookmarkStart w:id="20" w:name="_Toc512930908"/>
-      <w:bookmarkStart w:id="21" w:name="_Toc243075045"/>
+      <w:bookmarkStart w:id="21" w:name="_Toc243634787"/>
       <w:r>
         <w:t>Product Position Statement</w:t>
       </w:r>
@@ -2929,8 +2935,8 @@
       <w:bookmarkStart w:id="22" w:name="_Toc447960005"/>
       <w:bookmarkStart w:id="23" w:name="_Toc452813581"/>
       <w:bookmarkStart w:id="24" w:name="_Toc512930909"/>
-      <w:bookmarkStart w:id="25" w:name="_Toc243075046"/>
-      <w:bookmarkStart w:id="26" w:name="_Toc436203381"/>
+      <w:bookmarkStart w:id="25" w:name="_Toc436203381"/>
+      <w:bookmarkStart w:id="26" w:name="_Toc243634788"/>
       <w:r>
         <w:lastRenderedPageBreak/>
         <w:t>Stakeholder and User Descriptions</w:t>
@@ -2938,7 +2944,7 @@
       <w:bookmarkEnd w:id="22"/>
       <w:bookmarkEnd w:id="23"/>
       <w:bookmarkEnd w:id="24"/>
-      <w:bookmarkEnd w:id="25"/>
+      <w:bookmarkEnd w:id="26"/>
     </w:p>
     <w:p>
       <w:pPr>
@@ -2955,7 +2961,7 @@
       </w:pPr>
       <w:bookmarkStart w:id="27" w:name="_Toc452813583"/>
       <w:bookmarkStart w:id="28" w:name="_Toc512930910"/>
-      <w:bookmarkStart w:id="29" w:name="_Toc243075047"/>
+      <w:bookmarkStart w:id="29" w:name="_Toc243634789"/>
       <w:r>
         <w:t>Stakeholder Summary</w:t>
       </w:r>
@@ -3395,7 +3401,7 @@
       </w:pPr>
       <w:bookmarkStart w:id="30" w:name="_Toc452813584"/>
       <w:bookmarkStart w:id="31" w:name="_Toc512930911"/>
-      <w:bookmarkStart w:id="32" w:name="_Toc243075048"/>
+      <w:bookmarkStart w:id="32" w:name="_Toc243634790"/>
       <w:r>
         <w:t>User Summary</w:t>
       </w:r>
@@ -3795,7 +3801,7 @@
       <w:bookmarkStart w:id="37" w:name="_Toc436203384"/>
       <w:bookmarkStart w:id="38" w:name="_Toc452813585"/>
       <w:bookmarkStart w:id="39" w:name="_Toc512930912"/>
-      <w:bookmarkStart w:id="40" w:name="_Toc243075049"/>
+      <w:bookmarkStart w:id="40" w:name="_Toc243634791"/>
       <w:r>
         <w:t>User Environment</w:t>
       </w:r>
@@ -3859,7 +3865,7 @@
       </w:pPr>
       <w:bookmarkStart w:id="41" w:name="_Toc452813588"/>
       <w:bookmarkStart w:id="42" w:name="_Toc512930913"/>
-      <w:bookmarkStart w:id="43" w:name="_Toc243075050"/>
+      <w:bookmarkStart w:id="43" w:name="_Toc243634792"/>
       <w:r>
         <w:t>Summary of Key Stakeholder or User Needs</w:t>
       </w:r>
@@ -4565,7 +4571,7 @@
       </w:pPr>
       <w:bookmarkStart w:id="44" w:name="_Toc452813589"/>
       <w:bookmarkStart w:id="45" w:name="_Toc512930914"/>
-      <w:bookmarkStart w:id="46" w:name="_Toc243075051"/>
+      <w:bookmarkStart w:id="46" w:name="_Toc243634793"/>
       <w:r>
         <w:t>Alternatives and Competition</w:t>
       </w:r>
@@ -4914,8 +4920,8 @@
       <w:bookmarkStart w:id="47" w:name="_Toc436203387"/>
       <w:bookmarkStart w:id="48" w:name="_Toc452813590"/>
       <w:bookmarkStart w:id="49" w:name="_Toc512930915"/>
-      <w:bookmarkStart w:id="50" w:name="_Toc243075052"/>
-      <w:bookmarkEnd w:id="26"/>
+      <w:bookmarkStart w:id="50" w:name="_Toc243634794"/>
+      <w:bookmarkEnd w:id="25"/>
       <w:r>
         <w:t>Product Overview</w:t>
       </w:r>
@@ -4950,7 +4956,7 @@
       <w:bookmarkStart w:id="61" w:name="_Toc436203388"/>
       <w:bookmarkStart w:id="62" w:name="_Toc452813591"/>
       <w:bookmarkStart w:id="63" w:name="_Toc512930916"/>
-      <w:bookmarkStart w:id="64" w:name="_Toc243075053"/>
+      <w:bookmarkStart w:id="64" w:name="_Toc243634795"/>
       <w:r>
         <w:t>Product Perspective</w:t>
       </w:r>
@@ -5029,6 +5035,9 @@
         <w:jc w:val="center"/>
       </w:pPr>
       <w:r>
+        <w:rPr>
+          <w:noProof/>
+        </w:rPr>
         <w:lastRenderedPageBreak/>
         <w:drawing>
           <wp:inline distT="0" distB="0" distL="0" distR="0" wp14:anchorId="790DC5E8" wp14:editId="3153B18B">
@@ -5106,7 +5115,7 @@
       <w:bookmarkStart w:id="75" w:name="_Toc436203390"/>
       <w:bookmarkStart w:id="76" w:name="_Toc452813593"/>
       <w:bookmarkStart w:id="77" w:name="_Toc512930917"/>
-      <w:bookmarkStart w:id="78" w:name="_Toc243075054"/>
+      <w:bookmarkStart w:id="78" w:name="_Toc243634796"/>
       <w:r>
         <w:t>Assumptions and Dependencies</w:t>
       </w:r>
@@ -5611,7 +5620,7 @@
       <w:bookmarkStart w:id="79" w:name="_Toc436203402"/>
       <w:bookmarkStart w:id="80" w:name="_Toc452813596"/>
       <w:bookmarkStart w:id="81" w:name="_Toc512930918"/>
-      <w:bookmarkStart w:id="82" w:name="_Toc243075055"/>
+      <w:bookmarkStart w:id="82" w:name="_Toc243634797"/>
       <w:r>
         <w:t>Product Features</w:t>
       </w:r>
@@ -6884,7 +6893,7 @@
       <w:bookmarkStart w:id="83" w:name="_Toc436203408"/>
       <w:bookmarkStart w:id="84" w:name="_Toc452813602"/>
       <w:bookmarkStart w:id="85" w:name="_Toc512930919"/>
-      <w:bookmarkStart w:id="86" w:name="_Toc243075056"/>
+      <w:bookmarkStart w:id="86" w:name="_Toc243634798"/>
       <w:r>
         <w:t>Non-Functional</w:t>
       </w:r>
@@ -7945,7 +7954,7 @@
           <w:bCs/>
         </w:rPr>
       </w:pPr>
-      <w:bookmarkStart w:id="87" w:name="_Toc243075057"/>
+      <w:bookmarkStart w:id="87" w:name="_Toc243634799"/>
       <w:r>
         <w:rPr>
           <w:bCs/>
@@ -8045,7 +8054,7 @@
           <w:bCs/>
         </w:rPr>
       </w:pPr>
-      <w:bookmarkStart w:id="88" w:name="_Toc243075058"/>
+      <w:bookmarkStart w:id="88" w:name="_Toc243634800"/>
       <w:r>
         <w:rPr>
           <w:bCs/>
@@ -8158,7 +8167,7 @@
       <w:pPr>
         <w:pStyle w:val="Heading2"/>
       </w:pPr>
-      <w:bookmarkStart w:id="89" w:name="_Toc243075059"/>
+      <w:bookmarkStart w:id="89" w:name="_Toc243634801"/>
       <w:r>
         <w:t>Quality Verification</w:t>
       </w:r>
@@ -10414,6 +10423,7 @@
   <w:style w:type="character" w:default="1" w:styleId="DefaultParagraphFont">
     <w:name w:val="Default Paragraph Font"/>
     <w:uiPriority w:val="1"/>
+    <w:semiHidden/>
     <w:unhideWhenUsed/>
   </w:style>
   <w:style w:type="table" w:default="1" w:styleId="TableNormal">

--- a/pa/PA2/02. rup_vision_sp.docx
+++ b/pa/PA2/02. rup_vision_sp.docx
@@ -1943,16 +1943,16 @@
       <w:bookmarkStart w:id="0" w:name="_Toc456598586"/>
       <w:bookmarkStart w:id="1" w:name="_Toc456600917"/>
       <w:bookmarkStart w:id="2" w:name="_Toc512930904"/>
-      <w:bookmarkStart w:id="3" w:name="_Toc436203377"/>
-      <w:bookmarkStart w:id="4" w:name="_Toc452813577"/>
-      <w:bookmarkStart w:id="5" w:name="_Toc243634783"/>
+      <w:bookmarkStart w:id="3" w:name="_Toc243634783"/>
+      <w:bookmarkStart w:id="4" w:name="_Toc436203377"/>
+      <w:bookmarkStart w:id="5" w:name="_Toc452813577"/>
       <w:r>
         <w:t>Introduction</w:t>
       </w:r>
       <w:bookmarkEnd w:id="0"/>
       <w:bookmarkEnd w:id="1"/>
       <w:bookmarkEnd w:id="2"/>
-      <w:bookmarkEnd w:id="5"/>
+      <w:bookmarkEnd w:id="3"/>
     </w:p>
     <w:p>
       <w:pPr>
@@ -2346,8 +2346,8 @@
         <w:lastRenderedPageBreak/>
         <w:t>Positioning</w:t>
       </w:r>
-      <w:bookmarkEnd w:id="3"/>
       <w:bookmarkEnd w:id="4"/>
+      <w:bookmarkEnd w:id="5"/>
       <w:bookmarkEnd w:id="10"/>
       <w:bookmarkEnd w:id="11"/>
     </w:p>
@@ -2935,8 +2935,8 @@
       <w:bookmarkStart w:id="22" w:name="_Toc447960005"/>
       <w:bookmarkStart w:id="23" w:name="_Toc452813581"/>
       <w:bookmarkStart w:id="24" w:name="_Toc512930909"/>
-      <w:bookmarkStart w:id="25" w:name="_Toc436203381"/>
-      <w:bookmarkStart w:id="26" w:name="_Toc243634788"/>
+      <w:bookmarkStart w:id="25" w:name="_Toc243634788"/>
+      <w:bookmarkStart w:id="26" w:name="_Toc436203381"/>
       <w:r>
         <w:lastRenderedPageBreak/>
         <w:t>Stakeholder and User Descriptions</w:t>
@@ -2944,7 +2944,7 @@
       <w:bookmarkEnd w:id="22"/>
       <w:bookmarkEnd w:id="23"/>
       <w:bookmarkEnd w:id="24"/>
-      <w:bookmarkEnd w:id="26"/>
+      <w:bookmarkEnd w:id="25"/>
     </w:p>
     <w:p>
       <w:pPr>
@@ -4921,7 +4921,7 @@
       <w:bookmarkStart w:id="48" w:name="_Toc452813590"/>
       <w:bookmarkStart w:id="49" w:name="_Toc512930915"/>
       <w:bookmarkStart w:id="50" w:name="_Toc243634794"/>
-      <w:bookmarkEnd w:id="25"/>
+      <w:bookmarkEnd w:id="26"/>
       <w:r>
         <w:t>Product Overview</w:t>
       </w:r>
@@ -8306,7 +8306,10 @@
             <w:sym w:font="Symbol" w:char="F0D3"/>
           </w:r>
           <w:r>
-            <w:t>InnoVerse</w:t>
+            <w:t xml:space="preserve"> </w:t>
+          </w:r>
+          <w:r>
+            <w:t>Promethe-Phos</w:t>
           </w:r>
           <w:r>
             <w:t xml:space="preserve">, </w:t>
@@ -8453,7 +8456,7 @@
         <w:b/>
         <w:sz w:val="36"/>
       </w:rPr>
-      <w:t>InnoVerse</w:t>
+      <w:t>Promethe-Phos</w:t>
     </w:r>
   </w:p>
   <w:p>
